--- a/4. Pashto/Q3_Abdul_Hamid_Baba_Poetic_Art_and_Imagery_2025_Master_Notes.docx
+++ b/4. Pashto/Q3_Abdul_Hamid_Baba_Poetic_Art_and_Imagery_2025_Master_Notes.docx
@@ -32,6 +32,531 @@
         </w:rPr>
         <w:t>د عبدالحمید بابا شاعري: تخییل، صنائع، استعارې، تشبیهات او د نازکخیالۍ هندي سبک (MASTER NOTE)</w:t>
       </w:r>
+    </w:p>
+    <w:tbl>
+      <w:tblPr>
+        <w:tblW w:type="auto" w:w="0"/>
+        <w:jc w:val="center"/>
+        <w:tblLayout w:type="fixed"/>
+        <w:tblLook w:firstColumn="1" w:firstRow="1" w:lastColumn="0" w:lastRow="0" w:noHBand="0" w:noVBand="1" w:val="04A0"/>
+      </w:tblPr>
+      <w:tblGrid>
+        <w:gridCol w:w="4968"/>
+        <w:gridCol w:w="4968"/>
+      </w:tblGrid>
+      <w:tr>
+        <w:tc>
+          <w:tcPr>
+            <w:tcW w:type="dxa" w:w="4968"/>
+            <w:tcMar>
+              <w:top w:w="80" w:type="dxa"/>
+              <w:bottom w:w="80" w:type="dxa"/>
+              <w:left w:w="100" w:type="dxa"/>
+              <w:right w:w="100" w:type="dxa"/>
+            </w:tcMar>
+            <w:shd w:val="clear" w:color="auto" w:fill="0E2B50"/>
+          </w:tcPr>
+          <w:p>
+            <w:pPr>
+              <w:jc w:val="right"/>
+              <w:bidi w:val="1"/>
+            </w:pPr>
+            <w:r>
+              <w:rPr>
+                <w:rFonts w:ascii="Bahij Nazanin" w:hAnsi="Bahij Nazanin"/>
+                <w:b/>
+                <w:color w:val="FFFFFF"/>
+                <w:sz w:val="19"/>
+              </w:rPr>
+              <w:t>خاصیت / Attribute</w:t>
+            </w:r>
+          </w:p>
+        </w:tc>
+        <w:tc>
+          <w:tcPr>
+            <w:tcW w:type="dxa" w:w="4968"/>
+            <w:tcMar>
+              <w:top w:w="80" w:type="dxa"/>
+              <w:bottom w:w="80" w:type="dxa"/>
+              <w:left w:w="100" w:type="dxa"/>
+              <w:right w:w="100" w:type="dxa"/>
+            </w:tcMar>
+            <w:shd w:val="clear" w:color="auto" w:fill="0E2B50"/>
+          </w:tcPr>
+          <w:p>
+            <w:pPr>
+              <w:jc w:val="right"/>
+              <w:bidi w:val="1"/>
+            </w:pPr>
+            <w:r>
+              <w:rPr>
+                <w:rFonts w:ascii="Bahij Nazanin" w:hAnsi="Bahij Nazanin"/>
+                <w:b/>
+                <w:color w:val="FFFFFF"/>
+                <w:sz w:val="19"/>
+              </w:rPr>
+              <w:t>تفصیلات / Details</w:t>
+            </w:r>
+          </w:p>
+        </w:tc>
+      </w:tr>
+      <w:tr>
+        <w:tc>
+          <w:tcPr>
+            <w:tcW w:type="dxa" w:w="4968"/>
+            <w:tcMar>
+              <w:top w:w="80" w:type="dxa"/>
+              <w:bottom w:w="80" w:type="dxa"/>
+              <w:left w:w="100" w:type="dxa"/>
+              <w:right w:w="100" w:type="dxa"/>
+            </w:tcMar>
+            <w:shd w:val="clear" w:color="auto" w:fill="F8FAFC"/>
+          </w:tcPr>
+          <w:p>
+            <w:pPr>
+              <w:jc w:val="right"/>
+              <w:bidi w:val="1"/>
+            </w:pPr>
+            <w:r>
+              <w:rPr>
+                <w:rFonts w:ascii="Bahij Nazanin" w:hAnsi="Bahij Nazanin"/>
+                <w:color w:val="1E293B"/>
+                <w:sz w:val="19"/>
+              </w:rPr>
+              <w:t>امتحاني پرچه / PAPER:</w:t>
+            </w:r>
+          </w:p>
+        </w:tc>
+        <w:tc>
+          <w:tcPr>
+            <w:tcW w:type="dxa" w:w="4968"/>
+            <w:tcMar>
+              <w:top w:w="80" w:type="dxa"/>
+              <w:bottom w:w="80" w:type="dxa"/>
+              <w:left w:w="100" w:type="dxa"/>
+              <w:right w:w="100" w:type="dxa"/>
+            </w:tcMar>
+            <w:shd w:val="clear" w:color="auto" w:fill="F8FAFC"/>
+          </w:tcPr>
+          <w:p>
+            <w:pPr>
+              <w:jc w:val="left"/>
+            </w:pPr>
+            <w:r>
+              <w:rPr>
+                <w:rFonts w:ascii="Calibri" w:hAnsi="Calibri"/>
+                <w:color w:val="1E293B"/>
+                <w:sz w:val="19"/>
+              </w:rPr>
+              <w:t>KPPSC PMS — Pashto (Optional) Written Examination 2025 &amp; 2022</w:t>
+            </w:r>
+          </w:p>
+        </w:tc>
+      </w:tr>
+      <w:tr>
+        <w:tc>
+          <w:tcPr>
+            <w:tcW w:type="dxa" w:w="4968"/>
+            <w:tcMar>
+              <w:top w:w="80" w:type="dxa"/>
+              <w:bottom w:w="80" w:type="dxa"/>
+              <w:left w:w="100" w:type="dxa"/>
+              <w:right w:w="100" w:type="dxa"/>
+            </w:tcMar>
+            <w:shd w:val="clear" w:color="auto" w:fill="FFFFFF"/>
+          </w:tcPr>
+          <w:p>
+            <w:pPr>
+              <w:jc w:val="right"/>
+              <w:bidi w:val="1"/>
+            </w:pPr>
+            <w:r>
+              <w:rPr>
+                <w:rFonts w:ascii="Bahij Nazanin" w:hAnsi="Bahij Nazanin"/>
+                <w:color w:val="1E293B"/>
+                <w:sz w:val="19"/>
+              </w:rPr>
+              <w:t>د سوال عنوان / MASTER QUESTION:</w:t>
+            </w:r>
+          </w:p>
+        </w:tc>
+        <w:tc>
+          <w:tcPr>
+            <w:tcW w:type="dxa" w:w="4968"/>
+            <w:tcMar>
+              <w:top w:w="80" w:type="dxa"/>
+              <w:bottom w:w="80" w:type="dxa"/>
+              <w:left w:w="100" w:type="dxa"/>
+              <w:right w:w="100" w:type="dxa"/>
+            </w:tcMar>
+            <w:shd w:val="clear" w:color="auto" w:fill="FFFFFF"/>
+          </w:tcPr>
+          <w:p>
+            <w:pPr>
+              <w:jc w:val="right"/>
+              <w:bidi w:val="1"/>
+            </w:pPr>
+            <w:r>
+              <w:rPr>
+                <w:rFonts w:ascii="Bahij Nazanin" w:hAnsi="Bahij Nazanin"/>
+                <w:color w:val="1E293B"/>
+                <w:sz w:val="19"/>
+              </w:rPr>
+              <w:t>سوال نمبر ۳: د عبدالحميد بابا شاعرۍ د تخییل، صنائع، استعارو او تشبیهاتو په لحاظ ځانګړې معیار لري، د دې نکتو په رڼا کښې د هغۀ په شاعرۍ تفصیلي بحث وکړئ۔</w:t>
+            </w:r>
+          </w:p>
+        </w:tc>
+      </w:tr>
+      <w:tr>
+        <w:tc>
+          <w:tcPr>
+            <w:tcW w:type="dxa" w:w="4968"/>
+            <w:tcMar>
+              <w:top w:w="80" w:type="dxa"/>
+              <w:bottom w:w="80" w:type="dxa"/>
+              <w:left w:w="100" w:type="dxa"/>
+              <w:right w:w="100" w:type="dxa"/>
+            </w:tcMar>
+            <w:shd w:val="clear" w:color="auto" w:fill="F8FAFC"/>
+          </w:tcPr>
+          <w:p>
+            <w:pPr>
+              <w:jc w:val="right"/>
+              <w:bidi w:val="1"/>
+            </w:pPr>
+            <w:r>
+              <w:rPr>
+                <w:rFonts w:ascii="Bahij Nazanin" w:hAnsi="Bahij Nazanin"/>
+                <w:color w:val="1E293B"/>
+                <w:sz w:val="19"/>
+              </w:rPr>
+              <w:t>امتحاني اړیکې / EXAM QUESTIONS LINKED:</w:t>
+            </w:r>
+          </w:p>
+        </w:tc>
+        <w:tc>
+          <w:tcPr>
+            <w:tcW w:type="dxa" w:w="4968"/>
+            <w:tcMar>
+              <w:top w:w="80" w:type="dxa"/>
+              <w:bottom w:w="80" w:type="dxa"/>
+              <w:left w:w="100" w:type="dxa"/>
+              <w:right w:w="100" w:type="dxa"/>
+            </w:tcMar>
+            <w:shd w:val="clear" w:color="auto" w:fill="F8FAFC"/>
+          </w:tcPr>
+          <w:p>
+            <w:pPr>
+              <w:jc w:val="right"/>
+              <w:bidi w:val="1"/>
+            </w:pPr>
+            <w:r>
+              <w:rPr>
+                <w:rFonts w:ascii="Bahij Nazanin" w:hAnsi="Bahij Nazanin"/>
+                <w:color w:val="1E293B"/>
+                <w:sz w:val="19"/>
+              </w:rPr>
+              <w:t>• 2025 Q.3: "د عبدالحميد بابا شاعرۍ د تخییل، صنائع، استعارو او تشبیهاتو په لحاظ ځانګړې معیار لري، د دې نکتو په رڼا کښې د هغۀ په شاعرۍ بحث وکړئ۔" (20 Marks)</w:t>
+              <w:br/>
+              <w:t>• 2022 Q.3: "د عبدالحميد بابا شاعرۍ د تخییل، صنائع، استعارو او تشبیهاتو په لحاظ ځانګړی معیار لري، د دې نکتو په رڼا کې د هغۀ په شاعرۍ بحث وکړئ۔" (20 Marks)</w:t>
+              <w:br/>
+              <w:t>• 2022 Q.1 (MCQ #4): "پښتو کښې موشګاف شاعر چا ته وئیلے شی؟ (حمید مومند)" (1 Mark)</w:t>
+            </w:r>
+          </w:p>
+        </w:tc>
+      </w:tr>
+      <w:tr>
+        <w:tc>
+          <w:tcPr>
+            <w:tcW w:type="dxa" w:w="4968"/>
+            <w:tcMar>
+              <w:top w:w="80" w:type="dxa"/>
+              <w:bottom w:w="80" w:type="dxa"/>
+              <w:left w:w="100" w:type="dxa"/>
+              <w:right w:w="100" w:type="dxa"/>
+            </w:tcMar>
+            <w:shd w:val="clear" w:color="auto" w:fill="FFFFFF"/>
+          </w:tcPr>
+          <w:p>
+            <w:pPr>
+              <w:jc w:val="right"/>
+              <w:bidi w:val="1"/>
+            </w:pPr>
+            <w:r>
+              <w:rPr>
+                <w:rFonts w:ascii="Bahij Nazanin" w:hAnsi="Bahij Nazanin"/>
+                <w:color w:val="1E293B"/>
+                <w:sz w:val="19"/>
+              </w:rPr>
+              <w:t>نصاب برخه / SYLLABUS THEME:</w:t>
+            </w:r>
+          </w:p>
+        </w:tc>
+        <w:tc>
+          <w:tcPr>
+            <w:tcW w:type="dxa" w:w="4968"/>
+            <w:tcMar>
+              <w:top w:w="80" w:type="dxa"/>
+              <w:bottom w:w="80" w:type="dxa"/>
+              <w:left w:w="100" w:type="dxa"/>
+              <w:right w:w="100" w:type="dxa"/>
+            </w:tcMar>
+            <w:shd w:val="clear" w:color="auto" w:fill="FFFFFF"/>
+          </w:tcPr>
+          <w:p>
+            <w:pPr>
+              <w:jc w:val="right"/>
+              <w:bidi w:val="1"/>
+            </w:pPr>
+            <w:r>
+              <w:rPr>
+                <w:rFonts w:ascii="Bahij Nazanin" w:hAnsi="Bahij Nazanin"/>
+                <w:color w:val="1E293B"/>
+                <w:sz w:val="19"/>
+              </w:rPr>
+              <w:t>د پښتو کلاسیک ادب: د سبکِ هندي مکتب، ادبي موشګافي او صوري او معنوي ښکلاپوهنه</w:t>
+            </w:r>
+          </w:p>
+        </w:tc>
+      </w:tr>
+      <w:tr>
+        <w:tc>
+          <w:tcPr>
+            <w:tcW w:type="dxa" w:w="4968"/>
+            <w:tcMar>
+              <w:top w:w="80" w:type="dxa"/>
+              <w:bottom w:w="80" w:type="dxa"/>
+              <w:left w:w="100" w:type="dxa"/>
+              <w:right w:w="100" w:type="dxa"/>
+            </w:tcMar>
+            <w:shd w:val="clear" w:color="auto" w:fill="F8FAFC"/>
+          </w:tcPr>
+          <w:p>
+            <w:pPr>
+              <w:jc w:val="right"/>
+              <w:bidi w:val="1"/>
+            </w:pPr>
+            <w:r>
+              <w:rPr>
+                <w:rFonts w:ascii="Bahij Nazanin" w:hAnsi="Bahij Nazanin"/>
+                <w:color w:val="1E293B"/>
+                <w:sz w:val="19"/>
+              </w:rPr>
+              <w:t>ادبي او تنقیدي زاویه / LENS:</w:t>
+            </w:r>
+          </w:p>
+        </w:tc>
+        <w:tc>
+          <w:tcPr>
+            <w:tcW w:type="dxa" w:w="4968"/>
+            <w:tcMar>
+              <w:top w:w="80" w:type="dxa"/>
+              <w:bottom w:w="80" w:type="dxa"/>
+              <w:left w:w="100" w:type="dxa"/>
+              <w:right w:w="100" w:type="dxa"/>
+            </w:tcMar>
+            <w:shd w:val="clear" w:color="auto" w:fill="F8FAFC"/>
+          </w:tcPr>
+          <w:p>
+            <w:pPr>
+              <w:jc w:val="right"/>
+              <w:bidi w:val="1"/>
+            </w:pPr>
+            <w:r>
+              <w:rPr>
+                <w:rFonts w:ascii="Bahij Nazanin" w:hAnsi="Bahij Nazanin"/>
+                <w:color w:val="1E293B"/>
+                <w:sz w:val="19"/>
+              </w:rPr>
+              <w:t>سبکِ هندي (Indian Style Mannerism)، نازکخیالي، تجریدیت، صوریات او بدیعیات (Formalist &amp; Aesthetic Criticism)</w:t>
+            </w:r>
+          </w:p>
+        </w:tc>
+      </w:tr>
+    </w:tbl>
+    <w:p>
+      <w:pPr>
+        <w:spacing w:after="80"/>
+      </w:pPr>
+    </w:p>
+    <w:p>
+      <w:pPr>
+        <w:spacing w:before="160" w:after="40"/>
+        <w:jc w:val="right"/>
+        <w:bidi w:val="1"/>
+      </w:pPr>
+      <w:r>
+        <w:rPr>
+          <w:rFonts w:ascii="Bahij Nazanin" w:hAnsi="Bahij Nazanin"/>
+          <w:b/>
+          <w:color w:val="0E2B50"/>
+          <w:sz w:val="24"/>
+        </w:rPr>
+        <w:t>🎯 EXAM QUESTIONS LINKED (د تېرو کلونو پوښتنې په پوره متن سره)</w:t>
+      </w:r>
+    </w:p>
+    <w:tbl>
+      <w:tblPr>
+        <w:tblW w:type="auto" w:w="0"/>
+        <w:jc w:val="center"/>
+        <w:tblLook w:firstColumn="1" w:firstRow="1" w:lastColumn="0" w:lastRow="0" w:noHBand="0" w:noVBand="1" w:val="04A0"/>
+      </w:tblPr>
+      <w:tblGrid>
+        <w:gridCol w:w="9936"/>
+      </w:tblGrid>
+      <w:tr>
+        <w:tc>
+          <w:tcPr>
+            <w:tcW w:type="dxa" w:w="9792"/>
+            <w:shd w:val="clear" w:color="auto" w:fill="F0F4F8"/>
+            <w:tcMar>
+              <w:top w:w="100" w:type="dxa"/>
+              <w:bottom w:w="100" w:type="dxa"/>
+              <w:left w:w="160" w:type="dxa"/>
+              <w:right w:w="160" w:type="dxa"/>
+            </w:tcMar>
+          </w:tcPr>
+          <w:p>
+            <w:pPr>
+              <w:spacing w:before="40" w:after="40"/>
+              <w:jc w:val="right"/>
+              <w:bidi w:val="1"/>
+            </w:pPr>
+            <w:r>
+              <w:rPr>
+                <w:rFonts w:ascii="Bahij Zar" w:hAnsi="Bahij Zar"/>
+                <w:i/>
+                <w:color w:val="0F172A"/>
+                <w:sz w:val="21"/>
+              </w:rPr>
+              <w:t>• **2025 Q.3**: "د عبدالحميد بابا شاعرۍ د تخییل، صنائع، استعارو او تشبیهاتو په لحاظ ځانګړې معیار لري، د دې نکتو په رڼا کښې د هغۀ په شاعرۍ بحث وکړئ۔" (20 Marks)</w:t>
+            </w:r>
+          </w:p>
+        </w:tc>
+      </w:tr>
+    </w:tbl>
+    <w:p>
+      <w:pPr>
+        <w:spacing w:after="80"/>
+      </w:pPr>
+    </w:p>
+    <w:p>
+      <w:pPr>
+        <w:spacing w:line="276" w:lineRule="auto" w:before="20" w:after="80"/>
+        <w:jc w:val="both"/>
+      </w:pPr>
+      <w:r>
+        <w:rPr>
+          <w:rFonts w:ascii="Calibri" w:hAnsi="Calibri"/>
+          <w:color w:val="282828"/>
+          <w:sz w:val="22"/>
+        </w:rPr>
+        <w:t>&gt;</w:t>
+      </w:r>
+    </w:p>
+    <w:tbl>
+      <w:tblPr>
+        <w:tblW w:type="auto" w:w="0"/>
+        <w:jc w:val="center"/>
+        <w:tblLook w:firstColumn="1" w:firstRow="1" w:lastColumn="0" w:lastRow="0" w:noHBand="0" w:noVBand="1" w:val="04A0"/>
+      </w:tblPr>
+      <w:tblGrid>
+        <w:gridCol w:w="9936"/>
+      </w:tblGrid>
+      <w:tr>
+        <w:tc>
+          <w:tcPr>
+            <w:tcW w:type="dxa" w:w="9792"/>
+            <w:shd w:val="clear" w:color="auto" w:fill="F0F4F8"/>
+            <w:tcMar>
+              <w:top w:w="100" w:type="dxa"/>
+              <w:bottom w:w="100" w:type="dxa"/>
+              <w:left w:w="160" w:type="dxa"/>
+              <w:right w:w="160" w:type="dxa"/>
+            </w:tcMar>
+          </w:tcPr>
+          <w:p>
+            <w:pPr>
+              <w:spacing w:before="40" w:after="40"/>
+              <w:jc w:val="right"/>
+              <w:bidi w:val="1"/>
+            </w:pPr>
+            <w:r>
+              <w:rPr>
+                <w:rFonts w:ascii="Bahij Zar" w:hAnsi="Bahij Zar"/>
+                <w:i/>
+                <w:color w:val="0F172A"/>
+                <w:sz w:val="21"/>
+              </w:rPr>
+              <w:t>• **2022 Q.3**: "د عبدالحميد بابا شاعرۍ د تخییل، صنائع، استعارو او تشبیهاتو په لحاظ ځانګړی معیار لري، د دې نکتو په رڼا کې د هغۀ په شاعرۍ بحث وکړئ۔" (20 Marks)</w:t>
+            </w:r>
+          </w:p>
+        </w:tc>
+      </w:tr>
+    </w:tbl>
+    <w:p>
+      <w:pPr>
+        <w:spacing w:after="80"/>
+      </w:pPr>
+    </w:p>
+    <w:p>
+      <w:pPr>
+        <w:spacing w:line="276" w:lineRule="auto" w:before="20" w:after="80"/>
+        <w:jc w:val="both"/>
+      </w:pPr>
+      <w:r>
+        <w:rPr>
+          <w:rFonts w:ascii="Calibri" w:hAnsi="Calibri"/>
+          <w:color w:val="282828"/>
+          <w:sz w:val="22"/>
+        </w:rPr>
+        <w:t>&gt;</w:t>
+      </w:r>
+    </w:p>
+    <w:tbl>
+      <w:tblPr>
+        <w:tblW w:type="auto" w:w="0"/>
+        <w:jc w:val="center"/>
+        <w:tblLook w:firstColumn="1" w:firstRow="1" w:lastColumn="0" w:lastRow="0" w:noHBand="0" w:noVBand="1" w:val="04A0"/>
+      </w:tblPr>
+      <w:tblGrid>
+        <w:gridCol w:w="9936"/>
+      </w:tblGrid>
+      <w:tr>
+        <w:tc>
+          <w:tcPr>
+            <w:tcW w:type="dxa" w:w="9792"/>
+            <w:shd w:val="clear" w:color="auto" w:fill="F0F4F8"/>
+            <w:tcMar>
+              <w:top w:w="100" w:type="dxa"/>
+              <w:bottom w:w="100" w:type="dxa"/>
+              <w:left w:w="160" w:type="dxa"/>
+              <w:right w:w="160" w:type="dxa"/>
+            </w:tcMar>
+          </w:tcPr>
+          <w:p>
+            <w:pPr>
+              <w:spacing w:before="40" w:after="40"/>
+              <w:jc w:val="right"/>
+              <w:bidi w:val="1"/>
+            </w:pPr>
+            <w:r>
+              <w:rPr>
+                <w:rFonts w:ascii="Bahij Zar" w:hAnsi="Bahij Zar"/>
+                <w:i/>
+                <w:color w:val="0F172A"/>
+                <w:sz w:val="21"/>
+              </w:rPr>
+              <w:t>• **2022 Q.1 (MCQ #4)**: "پښتو کښې موشګاف شاعر چا ته وئیلے شی؟ (حمید مومند)" (1 Mark)</w:t>
+            </w:r>
+          </w:p>
+        </w:tc>
+      </w:tr>
+    </w:tbl>
+    <w:p>
+      <w:pPr>
+        <w:spacing w:after="80"/>
+      </w:pPr>
     </w:p>
     <w:p>
       <w:pPr>
@@ -304,6 +829,665 @@
         </w:rPr>
         <w:t>📊 د سبکونو پرتلیزه تحلیلي جدول (Comparative Poetic Matrix)</w:t>
       </w:r>
+    </w:p>
+    <w:tbl>
+      <w:tblPr>
+        <w:tblW w:type="auto" w:w="0"/>
+        <w:jc w:val="center"/>
+        <w:tblLayout w:type="fixed"/>
+        <w:tblLook w:firstColumn="1" w:firstRow="1" w:lastColumn="0" w:lastRow="0" w:noHBand="0" w:noVBand="1" w:val="04A0"/>
+      </w:tblPr>
+      <w:tblGrid>
+        <w:gridCol w:w="2484"/>
+        <w:gridCol w:w="2484"/>
+        <w:gridCol w:w="2484"/>
+        <w:gridCol w:w="2484"/>
+      </w:tblGrid>
+      <w:tr>
+        <w:tc>
+          <w:tcPr>
+            <w:tcW w:type="dxa" w:w="2484"/>
+            <w:tcMar>
+              <w:top w:w="80" w:type="dxa"/>
+              <w:bottom w:w="80" w:type="dxa"/>
+              <w:left w:w="100" w:type="dxa"/>
+              <w:right w:w="100" w:type="dxa"/>
+            </w:tcMar>
+            <w:shd w:val="clear" w:color="auto" w:fill="0E2B50"/>
+          </w:tcPr>
+          <w:p>
+            <w:pPr>
+              <w:jc w:val="right"/>
+              <w:bidi w:val="1"/>
+            </w:pPr>
+            <w:r>
+              <w:rPr>
+                <w:rFonts w:ascii="Bahij Nazanin" w:hAnsi="Bahij Nazanin"/>
+                <w:b/>
+                <w:color w:val="FFFFFF"/>
+                <w:sz w:val="19"/>
+              </w:rPr>
+              <w:t>د پرتلې ځانګړنه</w:t>
+            </w:r>
+          </w:p>
+        </w:tc>
+        <w:tc>
+          <w:tcPr>
+            <w:tcW w:type="dxa" w:w="2484"/>
+            <w:tcMar>
+              <w:top w:w="80" w:type="dxa"/>
+              <w:bottom w:w="80" w:type="dxa"/>
+              <w:left w:w="100" w:type="dxa"/>
+              <w:right w:w="100" w:type="dxa"/>
+            </w:tcMar>
+            <w:shd w:val="clear" w:color="auto" w:fill="0E2B50"/>
+          </w:tcPr>
+          <w:p>
+            <w:pPr>
+              <w:jc w:val="right"/>
+              <w:bidi w:val="1"/>
+            </w:pPr>
+            <w:r>
+              <w:rPr>
+                <w:rFonts w:ascii="Bahij Nazanin" w:hAnsi="Bahij Nazanin"/>
+                <w:b/>
+                <w:color w:val="FFFFFF"/>
+                <w:sz w:val="19"/>
+              </w:rPr>
+              <w:t>عبدالحمید بابا (سبکِ هندي)</w:t>
+            </w:r>
+          </w:p>
+        </w:tc>
+        <w:tc>
+          <w:tcPr>
+            <w:tcW w:type="dxa" w:w="2484"/>
+            <w:tcMar>
+              <w:top w:w="80" w:type="dxa"/>
+              <w:bottom w:w="80" w:type="dxa"/>
+              <w:left w:w="100" w:type="dxa"/>
+              <w:right w:w="100" w:type="dxa"/>
+            </w:tcMar>
+            <w:shd w:val="clear" w:color="auto" w:fill="0E2B50"/>
+          </w:tcPr>
+          <w:p>
+            <w:pPr>
+              <w:jc w:val="right"/>
+              <w:bidi w:val="1"/>
+            </w:pPr>
+            <w:r>
+              <w:rPr>
+                <w:rFonts w:ascii="Bahij Nazanin" w:hAnsi="Bahij Nazanin"/>
+                <w:b/>
+                <w:color w:val="FFFFFF"/>
+                <w:sz w:val="19"/>
+              </w:rPr>
+              <w:t>رحمان بابا (سبکِ عراقي / سهل ممتنع)</w:t>
+            </w:r>
+          </w:p>
+        </w:tc>
+        <w:tc>
+          <w:tcPr>
+            <w:tcW w:type="dxa" w:w="2484"/>
+            <w:tcMar>
+              <w:top w:w="80" w:type="dxa"/>
+              <w:bottom w:w="80" w:type="dxa"/>
+              <w:left w:w="100" w:type="dxa"/>
+              <w:right w:w="100" w:type="dxa"/>
+            </w:tcMar>
+            <w:shd w:val="clear" w:color="auto" w:fill="0E2B50"/>
+          </w:tcPr>
+          <w:p>
+            <w:pPr>
+              <w:jc w:val="right"/>
+              <w:bidi w:val="1"/>
+            </w:pPr>
+            <w:r>
+              <w:rPr>
+                <w:rFonts w:ascii="Bahij Nazanin" w:hAnsi="Bahij Nazanin"/>
+                <w:b/>
+                <w:color w:val="FFFFFF"/>
+                <w:sz w:val="19"/>
+              </w:rPr>
+              <w:t>خوشحال خان خټک (سبکِ خراساني / رزم و بزم)</w:t>
+            </w:r>
+          </w:p>
+        </w:tc>
+      </w:tr>
+      <w:tr>
+        <w:tc>
+          <w:tcPr>
+            <w:tcW w:type="dxa" w:w="2484"/>
+            <w:tcMar>
+              <w:top w:w="80" w:type="dxa"/>
+              <w:bottom w:w="80" w:type="dxa"/>
+              <w:left w:w="100" w:type="dxa"/>
+              <w:right w:w="100" w:type="dxa"/>
+            </w:tcMar>
+            <w:shd w:val="clear" w:color="auto" w:fill="F8FAFC"/>
+          </w:tcPr>
+          <w:p>
+            <w:pPr>
+              <w:jc w:val="right"/>
+              <w:bidi w:val="1"/>
+            </w:pPr>
+            <w:r>
+              <w:rPr>
+                <w:rFonts w:ascii="Bahij Nazanin" w:hAnsi="Bahij Nazanin"/>
+                <w:color w:val="1E293B"/>
+                <w:sz w:val="19"/>
+              </w:rPr>
+              <w:t>اصلي سبکي تمایل</w:t>
+            </w:r>
+          </w:p>
+        </w:tc>
+        <w:tc>
+          <w:tcPr>
+            <w:tcW w:type="dxa" w:w="2484"/>
+            <w:tcMar>
+              <w:top w:w="80" w:type="dxa"/>
+              <w:bottom w:w="80" w:type="dxa"/>
+              <w:left w:w="100" w:type="dxa"/>
+              <w:right w:w="100" w:type="dxa"/>
+            </w:tcMar>
+            <w:shd w:val="clear" w:color="auto" w:fill="F8FAFC"/>
+          </w:tcPr>
+          <w:p>
+            <w:pPr>
+              <w:jc w:val="right"/>
+              <w:bidi w:val="1"/>
+            </w:pPr>
+            <w:r>
+              <w:rPr>
+                <w:rFonts w:ascii="Bahij Nazanin" w:hAnsi="Bahij Nazanin"/>
+                <w:color w:val="1E293B"/>
+                <w:sz w:val="19"/>
+              </w:rPr>
+              <w:t>سبکِ هندي، نازکخیالي او موشګافي</w:t>
+            </w:r>
+          </w:p>
+        </w:tc>
+        <w:tc>
+          <w:tcPr>
+            <w:tcW w:type="dxa" w:w="2484"/>
+            <w:tcMar>
+              <w:top w:w="80" w:type="dxa"/>
+              <w:bottom w:w="80" w:type="dxa"/>
+              <w:left w:w="100" w:type="dxa"/>
+              <w:right w:w="100" w:type="dxa"/>
+            </w:tcMar>
+            <w:shd w:val="clear" w:color="auto" w:fill="F8FAFC"/>
+          </w:tcPr>
+          <w:p>
+            <w:pPr>
+              <w:jc w:val="right"/>
+              <w:bidi w:val="1"/>
+            </w:pPr>
+            <w:r>
+              <w:rPr>
+                <w:rFonts w:ascii="Bahij Nazanin" w:hAnsi="Bahij Nazanin"/>
+                <w:color w:val="1E293B"/>
+                <w:sz w:val="19"/>
+              </w:rPr>
+              <w:t>سهلِ ممتنع، تصوف، او ولسي فصاحت</w:t>
+            </w:r>
+          </w:p>
+        </w:tc>
+        <w:tc>
+          <w:tcPr>
+            <w:tcW w:type="dxa" w:w="2484"/>
+            <w:tcMar>
+              <w:top w:w="80" w:type="dxa"/>
+              <w:bottom w:w="80" w:type="dxa"/>
+              <w:left w:w="100" w:type="dxa"/>
+              <w:right w:w="100" w:type="dxa"/>
+            </w:tcMar>
+            <w:shd w:val="clear" w:color="auto" w:fill="F8FAFC"/>
+          </w:tcPr>
+          <w:p>
+            <w:pPr>
+              <w:jc w:val="right"/>
+              <w:bidi w:val="1"/>
+            </w:pPr>
+            <w:r>
+              <w:rPr>
+                <w:rFonts w:ascii="Bahij Nazanin" w:hAnsi="Bahij Nazanin"/>
+                <w:color w:val="1E293B"/>
+                <w:sz w:val="19"/>
+              </w:rPr>
+              <w:t>سبکِ خراساني، واقعیت پالنه، او حماسه</w:t>
+            </w:r>
+          </w:p>
+        </w:tc>
+      </w:tr>
+      <w:tr>
+        <w:tc>
+          <w:tcPr>
+            <w:tcW w:type="dxa" w:w="2484"/>
+            <w:tcMar>
+              <w:top w:w="80" w:type="dxa"/>
+              <w:bottom w:w="80" w:type="dxa"/>
+              <w:left w:w="100" w:type="dxa"/>
+              <w:right w:w="100" w:type="dxa"/>
+            </w:tcMar>
+            <w:shd w:val="clear" w:color="auto" w:fill="FFFFFF"/>
+          </w:tcPr>
+          <w:p>
+            <w:pPr>
+              <w:jc w:val="right"/>
+              <w:bidi w:val="1"/>
+            </w:pPr>
+            <w:r>
+              <w:rPr>
+                <w:rFonts w:ascii="Bahij Nazanin" w:hAnsi="Bahij Nazanin"/>
+                <w:color w:val="1E293B"/>
+                <w:sz w:val="19"/>
+              </w:rPr>
+              <w:t>د تخییل بڼه</w:t>
+            </w:r>
+          </w:p>
+        </w:tc>
+        <w:tc>
+          <w:tcPr>
+            <w:tcW w:type="dxa" w:w="2484"/>
+            <w:tcMar>
+              <w:top w:w="80" w:type="dxa"/>
+              <w:bottom w:w="80" w:type="dxa"/>
+              <w:left w:w="100" w:type="dxa"/>
+              <w:right w:w="100" w:type="dxa"/>
+            </w:tcMar>
+            <w:shd w:val="clear" w:color="auto" w:fill="FFFFFF"/>
+          </w:tcPr>
+          <w:p>
+            <w:pPr>
+              <w:jc w:val="right"/>
+              <w:bidi w:val="1"/>
+            </w:pPr>
+            <w:r>
+              <w:rPr>
+                <w:rFonts w:ascii="Bahij Nazanin" w:hAnsi="Bahij Nazanin"/>
+                <w:color w:val="1E293B"/>
+                <w:sz w:val="19"/>
+              </w:rPr>
+              <w:t>باریک، مجرد، پېچلی او مضمون افرین</w:t>
+            </w:r>
+          </w:p>
+        </w:tc>
+        <w:tc>
+          <w:tcPr>
+            <w:tcW w:type="dxa" w:w="2484"/>
+            <w:tcMar>
+              <w:top w:w="80" w:type="dxa"/>
+              <w:bottom w:w="80" w:type="dxa"/>
+              <w:left w:w="100" w:type="dxa"/>
+              <w:right w:w="100" w:type="dxa"/>
+            </w:tcMar>
+            <w:shd w:val="clear" w:color="auto" w:fill="FFFFFF"/>
+          </w:tcPr>
+          <w:p>
+            <w:pPr>
+              <w:jc w:val="right"/>
+              <w:bidi w:val="1"/>
+            </w:pPr>
+            <w:r>
+              <w:rPr>
+                <w:rFonts w:ascii="Bahij Nazanin" w:hAnsi="Bahij Nazanin"/>
+                <w:color w:val="1E293B"/>
+                <w:sz w:val="19"/>
+              </w:rPr>
+              <w:t>فطري، وجداني، روان او مینه ناک</w:t>
+            </w:r>
+          </w:p>
+        </w:tc>
+        <w:tc>
+          <w:tcPr>
+            <w:tcW w:type="dxa" w:w="2484"/>
+            <w:tcMar>
+              <w:top w:w="80" w:type="dxa"/>
+              <w:bottom w:w="80" w:type="dxa"/>
+              <w:left w:w="100" w:type="dxa"/>
+              <w:right w:w="100" w:type="dxa"/>
+            </w:tcMar>
+            <w:shd w:val="clear" w:color="auto" w:fill="FFFFFF"/>
+          </w:tcPr>
+          <w:p>
+            <w:pPr>
+              <w:jc w:val="right"/>
+              <w:bidi w:val="1"/>
+            </w:pPr>
+            <w:r>
+              <w:rPr>
+                <w:rFonts w:ascii="Bahij Nazanin" w:hAnsi="Bahij Nazanin"/>
+                <w:color w:val="1E293B"/>
+                <w:sz w:val="19"/>
+              </w:rPr>
+              <w:t>متحرک، توند، سیاسي، ملي او عملي</w:t>
+            </w:r>
+          </w:p>
+        </w:tc>
+      </w:tr>
+      <w:tr>
+        <w:tc>
+          <w:tcPr>
+            <w:tcW w:type="dxa" w:w="2484"/>
+            <w:tcMar>
+              <w:top w:w="80" w:type="dxa"/>
+              <w:bottom w:w="80" w:type="dxa"/>
+              <w:left w:w="100" w:type="dxa"/>
+              <w:right w:w="100" w:type="dxa"/>
+            </w:tcMar>
+            <w:shd w:val="clear" w:color="auto" w:fill="F8FAFC"/>
+          </w:tcPr>
+          <w:p>
+            <w:pPr>
+              <w:jc w:val="right"/>
+              <w:bidi w:val="1"/>
+            </w:pPr>
+            <w:r>
+              <w:rPr>
+                <w:rFonts w:ascii="Bahij Nazanin" w:hAnsi="Bahij Nazanin"/>
+                <w:color w:val="1E293B"/>
+                <w:sz w:val="19"/>
+              </w:rPr>
+              <w:t>د تشبیهاتو نوعیت</w:t>
+            </w:r>
+          </w:p>
+        </w:tc>
+        <w:tc>
+          <w:tcPr>
+            <w:tcW w:type="dxa" w:w="2484"/>
+            <w:tcMar>
+              <w:top w:w="80" w:type="dxa"/>
+              <w:bottom w:w="80" w:type="dxa"/>
+              <w:left w:w="100" w:type="dxa"/>
+              <w:right w:w="100" w:type="dxa"/>
+            </w:tcMar>
+            <w:shd w:val="clear" w:color="auto" w:fill="F8FAFC"/>
+          </w:tcPr>
+          <w:p>
+            <w:pPr>
+              <w:jc w:val="right"/>
+              <w:bidi w:val="1"/>
+            </w:pPr>
+            <w:r>
+              <w:rPr>
+                <w:rFonts w:ascii="Bahij Nazanin" w:hAnsi="Bahij Nazanin"/>
+                <w:color w:val="1E293B"/>
+                <w:sz w:val="19"/>
+              </w:rPr>
+              <w:t>مرکب تمثیلي تشبیهات (حباب، شمع، پرخه)</w:t>
+            </w:r>
+          </w:p>
+        </w:tc>
+        <w:tc>
+          <w:tcPr>
+            <w:tcW w:type="dxa" w:w="2484"/>
+            <w:tcMar>
+              <w:top w:w="80" w:type="dxa"/>
+              <w:bottom w:w="80" w:type="dxa"/>
+              <w:left w:w="100" w:type="dxa"/>
+              <w:right w:w="100" w:type="dxa"/>
+            </w:tcMar>
+            <w:shd w:val="clear" w:color="auto" w:fill="F8FAFC"/>
+          </w:tcPr>
+          <w:p>
+            <w:pPr>
+              <w:jc w:val="right"/>
+              <w:bidi w:val="1"/>
+            </w:pPr>
+            <w:r>
+              <w:rPr>
+                <w:rFonts w:ascii="Bahij Nazanin" w:hAnsi="Bahij Nazanin"/>
+                <w:color w:val="1E293B"/>
+                <w:sz w:val="19"/>
+              </w:rPr>
+              <w:t>ساده، ژور، فطري او زړه راښکونکي</w:t>
+            </w:r>
+          </w:p>
+        </w:tc>
+        <w:tc>
+          <w:tcPr>
+            <w:tcW w:type="dxa" w:w="2484"/>
+            <w:tcMar>
+              <w:top w:w="80" w:type="dxa"/>
+              <w:bottom w:w="80" w:type="dxa"/>
+              <w:left w:w="100" w:type="dxa"/>
+              <w:right w:w="100" w:type="dxa"/>
+            </w:tcMar>
+            <w:shd w:val="clear" w:color="auto" w:fill="F8FAFC"/>
+          </w:tcPr>
+          <w:p>
+            <w:pPr>
+              <w:jc w:val="right"/>
+              <w:bidi w:val="1"/>
+            </w:pPr>
+            <w:r>
+              <w:rPr>
+                <w:rFonts w:ascii="Bahij Nazanin" w:hAnsi="Bahij Nazanin"/>
+                <w:color w:val="1E293B"/>
+                <w:sz w:val="19"/>
+              </w:rPr>
+              <w:t>ژوندي، شاهانه، باز، توره او میدان</w:t>
+            </w:r>
+          </w:p>
+        </w:tc>
+      </w:tr>
+      <w:tr>
+        <w:tc>
+          <w:tcPr>
+            <w:tcW w:type="dxa" w:w="2484"/>
+            <w:tcMar>
+              <w:top w:w="80" w:type="dxa"/>
+              <w:bottom w:w="80" w:type="dxa"/>
+              <w:left w:w="100" w:type="dxa"/>
+              <w:right w:w="100" w:type="dxa"/>
+            </w:tcMar>
+            <w:shd w:val="clear" w:color="auto" w:fill="FFFFFF"/>
+          </w:tcPr>
+          <w:p>
+            <w:pPr>
+              <w:jc w:val="right"/>
+              <w:bidi w:val="1"/>
+            </w:pPr>
+            <w:r>
+              <w:rPr>
+                <w:rFonts w:ascii="Bahij Nazanin" w:hAnsi="Bahij Nazanin"/>
+                <w:color w:val="1E293B"/>
+                <w:sz w:val="19"/>
+              </w:rPr>
+              <w:t>د صنائعو کارونه</w:t>
+            </w:r>
+          </w:p>
+        </w:tc>
+        <w:tc>
+          <w:tcPr>
+            <w:tcW w:type="dxa" w:w="2484"/>
+            <w:tcMar>
+              <w:top w:w="80" w:type="dxa"/>
+              <w:bottom w:w="80" w:type="dxa"/>
+              <w:left w:w="100" w:type="dxa"/>
+              <w:right w:w="100" w:type="dxa"/>
+            </w:tcMar>
+            <w:shd w:val="clear" w:color="auto" w:fill="FFFFFF"/>
+          </w:tcPr>
+          <w:p>
+            <w:pPr>
+              <w:jc w:val="right"/>
+              <w:bidi w:val="1"/>
+            </w:pPr>
+            <w:r>
+              <w:rPr>
+                <w:rFonts w:ascii="Bahij Nazanin" w:hAnsi="Bahij Nazanin"/>
+                <w:color w:val="1E293B"/>
+                <w:sz w:val="19"/>
+              </w:rPr>
+              <w:t>قصدي، هنري، ښکلاپاله او ریاضي واره انډول</w:t>
+            </w:r>
+          </w:p>
+        </w:tc>
+        <w:tc>
+          <w:tcPr>
+            <w:tcW w:type="dxa" w:w="2484"/>
+            <w:tcMar>
+              <w:top w:w="80" w:type="dxa"/>
+              <w:bottom w:w="80" w:type="dxa"/>
+              <w:left w:w="100" w:type="dxa"/>
+              <w:right w:w="100" w:type="dxa"/>
+            </w:tcMar>
+            <w:shd w:val="clear" w:color="auto" w:fill="FFFFFF"/>
+          </w:tcPr>
+          <w:p>
+            <w:pPr>
+              <w:jc w:val="right"/>
+              <w:bidi w:val="1"/>
+            </w:pPr>
+            <w:r>
+              <w:rPr>
+                <w:rFonts w:ascii="Bahij Nazanin" w:hAnsi="Bahij Nazanin"/>
+                <w:color w:val="1E293B"/>
+                <w:sz w:val="19"/>
+              </w:rPr>
+              <w:t>طبیعي، ناپوهانه (امدادي) او روان</w:t>
+            </w:r>
+          </w:p>
+        </w:tc>
+        <w:tc>
+          <w:tcPr>
+            <w:tcW w:type="dxa" w:w="2484"/>
+            <w:tcMar>
+              <w:top w:w="80" w:type="dxa"/>
+              <w:bottom w:w="80" w:type="dxa"/>
+              <w:left w:w="100" w:type="dxa"/>
+              <w:right w:w="100" w:type="dxa"/>
+            </w:tcMar>
+            <w:shd w:val="clear" w:color="auto" w:fill="FFFFFF"/>
+          </w:tcPr>
+          <w:p>
+            <w:pPr>
+              <w:jc w:val="right"/>
+              <w:bidi w:val="1"/>
+            </w:pPr>
+            <w:r>
+              <w:rPr>
+                <w:rFonts w:ascii="Bahij Nazanin" w:hAnsi="Bahij Nazanin"/>
+                <w:color w:val="1E293B"/>
+                <w:sz w:val="19"/>
+              </w:rPr>
+              <w:t>د بیان د ځواک او مانا د اغېز لپاره</w:t>
+            </w:r>
+          </w:p>
+        </w:tc>
+      </w:tr>
+      <w:tr>
+        <w:tc>
+          <w:tcPr>
+            <w:tcW w:type="dxa" w:w="2484"/>
+            <w:tcMar>
+              <w:top w:w="80" w:type="dxa"/>
+              <w:bottom w:w="80" w:type="dxa"/>
+              <w:left w:w="100" w:type="dxa"/>
+              <w:right w:w="100" w:type="dxa"/>
+            </w:tcMar>
+            <w:shd w:val="clear" w:color="auto" w:fill="F8FAFC"/>
+          </w:tcPr>
+          <w:p>
+            <w:pPr>
+              <w:jc w:val="right"/>
+              <w:bidi w:val="1"/>
+            </w:pPr>
+            <w:r>
+              <w:rPr>
+                <w:rFonts w:ascii="Bahij Nazanin" w:hAnsi="Bahij Nazanin"/>
+                <w:color w:val="1E293B"/>
+                <w:sz w:val="19"/>
+              </w:rPr>
+              <w:t>په ولس کې شهرت</w:t>
+            </w:r>
+          </w:p>
+        </w:tc>
+        <w:tc>
+          <w:tcPr>
+            <w:tcW w:type="dxa" w:w="2484"/>
+            <w:tcMar>
+              <w:top w:w="80" w:type="dxa"/>
+              <w:bottom w:w="80" w:type="dxa"/>
+              <w:left w:w="100" w:type="dxa"/>
+              <w:right w:w="100" w:type="dxa"/>
+            </w:tcMar>
+            <w:shd w:val="clear" w:color="auto" w:fill="F8FAFC"/>
+          </w:tcPr>
+          <w:p>
+            <w:pPr>
+              <w:jc w:val="right"/>
+              <w:bidi w:val="1"/>
+            </w:pPr>
+            <w:r>
+              <w:rPr>
+                <w:rFonts w:ascii="Bahij Nazanin" w:hAnsi="Bahij Nazanin"/>
+                <w:color w:val="1E293B"/>
+                <w:sz w:val="19"/>
+              </w:rPr>
+              <w:t>د خواصو، ادیبانو او نقادانو خوښ</w:t>
+            </w:r>
+          </w:p>
+        </w:tc>
+        <w:tc>
+          <w:tcPr>
+            <w:tcW w:type="dxa" w:w="2484"/>
+            <w:tcMar>
+              <w:top w:w="80" w:type="dxa"/>
+              <w:bottom w:w="80" w:type="dxa"/>
+              <w:left w:w="100" w:type="dxa"/>
+              <w:right w:w="100" w:type="dxa"/>
+            </w:tcMar>
+            <w:shd w:val="clear" w:color="auto" w:fill="F8FAFC"/>
+          </w:tcPr>
+          <w:p>
+            <w:pPr>
+              <w:jc w:val="right"/>
+              <w:bidi w:val="1"/>
+            </w:pPr>
+            <w:r>
+              <w:rPr>
+                <w:rFonts w:ascii="Bahij Nazanin" w:hAnsi="Bahij Nazanin"/>
+                <w:color w:val="1E293B"/>
+                <w:sz w:val="19"/>
+              </w:rPr>
+              <w:t>د عام او خاص پښتانه په زړونو کې راج</w:t>
+            </w:r>
+          </w:p>
+        </w:tc>
+        <w:tc>
+          <w:tcPr>
+            <w:tcW w:type="dxa" w:w="2484"/>
+            <w:tcMar>
+              <w:top w:w="80" w:type="dxa"/>
+              <w:bottom w:w="80" w:type="dxa"/>
+              <w:left w:w="100" w:type="dxa"/>
+              <w:right w:w="100" w:type="dxa"/>
+            </w:tcMar>
+            <w:shd w:val="clear" w:color="auto" w:fill="F8FAFC"/>
+          </w:tcPr>
+          <w:p>
+            <w:pPr>
+              <w:jc w:val="right"/>
+              <w:bidi w:val="1"/>
+            </w:pPr>
+            <w:r>
+              <w:rPr>
+                <w:rFonts w:ascii="Bahij Nazanin" w:hAnsi="Bahij Nazanin"/>
+                <w:color w:val="1E293B"/>
+                <w:sz w:val="19"/>
+              </w:rPr>
+              <w:t>د پښتون د ملي شعور او تورې سمبول</w:t>
+            </w:r>
+          </w:p>
+        </w:tc>
+      </w:tr>
+    </w:tbl>
+    <w:p>
+      <w:pPr>
+        <w:spacing w:after="80"/>
+      </w:pPr>
     </w:p>
     <w:p>
       <w:pPr>
@@ -1585,6 +2769,817 @@
         <w:t>💬 د پوهانو او نقادانو اقوال (Academic Quotation Bank)</w:t>
       </w:r>
     </w:p>
+    <w:tbl>
+      <w:tblPr>
+        <w:tblW w:type="auto" w:w="0"/>
+        <w:jc w:val="center"/>
+        <w:tblLayout w:type="fixed"/>
+        <w:tblLook w:firstColumn="1" w:firstRow="1" w:lastColumn="0" w:lastRow="0" w:noHBand="0" w:noVBand="1" w:val="04A0"/>
+      </w:tblPr>
+      <w:tblGrid>
+        <w:gridCol w:w="1987"/>
+        <w:gridCol w:w="1987"/>
+        <w:gridCol w:w="1987"/>
+        <w:gridCol w:w="1987"/>
+        <w:gridCol w:w="1987"/>
+      </w:tblGrid>
+      <w:tr>
+        <w:tc>
+          <w:tcPr>
+            <w:tcW w:type="dxa" w:w="1987"/>
+            <w:tcMar>
+              <w:top w:w="80" w:type="dxa"/>
+              <w:bottom w:w="80" w:type="dxa"/>
+              <w:left w:w="100" w:type="dxa"/>
+              <w:right w:w="100" w:type="dxa"/>
+            </w:tcMar>
+            <w:shd w:val="clear" w:color="auto" w:fill="0E2B50"/>
+          </w:tcPr>
+          <w:p>
+            <w:pPr>
+              <w:jc w:val="left"/>
+            </w:pPr>
+            <w:r>
+              <w:rPr>
+                <w:rFonts w:ascii="Calibri" w:hAnsi="Calibri"/>
+                <w:b/>
+                <w:color w:val="FFFFFF"/>
+                <w:sz w:val="19"/>
+              </w:rPr>
+              <w:t>#</w:t>
+            </w:r>
+          </w:p>
+        </w:tc>
+        <w:tc>
+          <w:tcPr>
+            <w:tcW w:type="dxa" w:w="1987"/>
+            <w:tcMar>
+              <w:top w:w="80" w:type="dxa"/>
+              <w:bottom w:w="80" w:type="dxa"/>
+              <w:left w:w="100" w:type="dxa"/>
+              <w:right w:w="100" w:type="dxa"/>
+            </w:tcMar>
+            <w:shd w:val="clear" w:color="auto" w:fill="0E2B50"/>
+          </w:tcPr>
+          <w:p>
+            <w:pPr>
+              <w:jc w:val="right"/>
+              <w:bidi w:val="1"/>
+            </w:pPr>
+            <w:r>
+              <w:rPr>
+                <w:rFonts w:ascii="Bahij Nazanin" w:hAnsi="Bahij Nazanin"/>
+                <w:b/>
+                <w:color w:val="FFFFFF"/>
+                <w:sz w:val="19"/>
+              </w:rPr>
+              <w:t>محقق / نقاد</w:t>
+            </w:r>
+          </w:p>
+        </w:tc>
+        <w:tc>
+          <w:tcPr>
+            <w:tcW w:type="dxa" w:w="1987"/>
+            <w:tcMar>
+              <w:top w:w="80" w:type="dxa"/>
+              <w:bottom w:w="80" w:type="dxa"/>
+              <w:left w:w="100" w:type="dxa"/>
+              <w:right w:w="100" w:type="dxa"/>
+            </w:tcMar>
+            <w:shd w:val="clear" w:color="auto" w:fill="0E2B50"/>
+          </w:tcPr>
+          <w:p>
+            <w:pPr>
+              <w:jc w:val="right"/>
+              <w:bidi w:val="1"/>
+            </w:pPr>
+            <w:r>
+              <w:rPr>
+                <w:rFonts w:ascii="Bahij Nazanin" w:hAnsi="Bahij Nazanin"/>
+                <w:b/>
+                <w:color w:val="FFFFFF"/>
+                <w:sz w:val="19"/>
+              </w:rPr>
+              <w:t>اثر او کال</w:t>
+            </w:r>
+          </w:p>
+        </w:tc>
+        <w:tc>
+          <w:tcPr>
+            <w:tcW w:type="dxa" w:w="1987"/>
+            <w:tcMar>
+              <w:top w:w="80" w:type="dxa"/>
+              <w:bottom w:w="80" w:type="dxa"/>
+              <w:left w:w="100" w:type="dxa"/>
+              <w:right w:w="100" w:type="dxa"/>
+            </w:tcMar>
+            <w:shd w:val="clear" w:color="auto" w:fill="0E2B50"/>
+          </w:tcPr>
+          <w:p>
+            <w:pPr>
+              <w:jc w:val="right"/>
+              <w:bidi w:val="1"/>
+            </w:pPr>
+            <w:r>
+              <w:rPr>
+                <w:rFonts w:ascii="Bahij Nazanin" w:hAnsi="Bahij Nazanin"/>
+                <w:b/>
+                <w:color w:val="FFFFFF"/>
+                <w:sz w:val="19"/>
+              </w:rPr>
+              <w:t>مستند قول (Verbatim Quote)</w:t>
+            </w:r>
+          </w:p>
+        </w:tc>
+        <w:tc>
+          <w:tcPr>
+            <w:tcW w:type="dxa" w:w="1987"/>
+            <w:tcMar>
+              <w:top w:w="80" w:type="dxa"/>
+              <w:bottom w:w="80" w:type="dxa"/>
+              <w:left w:w="100" w:type="dxa"/>
+              <w:right w:w="100" w:type="dxa"/>
+            </w:tcMar>
+            <w:shd w:val="clear" w:color="auto" w:fill="0E2B50"/>
+          </w:tcPr>
+          <w:p>
+            <w:pPr>
+              <w:jc w:val="right"/>
+              <w:bidi w:val="1"/>
+            </w:pPr>
+            <w:r>
+              <w:rPr>
+                <w:rFonts w:ascii="Bahij Nazanin" w:hAnsi="Bahij Nazanin"/>
+                <w:b/>
+                <w:color w:val="FFFFFF"/>
+                <w:sz w:val="19"/>
+              </w:rPr>
+              <w:t>امتحاني افاده</w:t>
+            </w:r>
+          </w:p>
+        </w:tc>
+      </w:tr>
+      <w:tr>
+        <w:tc>
+          <w:tcPr>
+            <w:tcW w:type="dxa" w:w="1987"/>
+            <w:tcMar>
+              <w:top w:w="80" w:type="dxa"/>
+              <w:bottom w:w="80" w:type="dxa"/>
+              <w:left w:w="100" w:type="dxa"/>
+              <w:right w:w="100" w:type="dxa"/>
+            </w:tcMar>
+            <w:shd w:val="clear" w:color="auto" w:fill="F8FAFC"/>
+          </w:tcPr>
+          <w:p>
+            <w:pPr>
+              <w:jc w:val="left"/>
+            </w:pPr>
+            <w:r>
+              <w:rPr>
+                <w:rFonts w:ascii="Calibri" w:hAnsi="Calibri"/>
+                <w:color w:val="1E293B"/>
+                <w:sz w:val="19"/>
+              </w:rPr>
+              <w:t>1</w:t>
+            </w:r>
+          </w:p>
+        </w:tc>
+        <w:tc>
+          <w:tcPr>
+            <w:tcW w:type="dxa" w:w="1987"/>
+            <w:tcMar>
+              <w:top w:w="80" w:type="dxa"/>
+              <w:bottom w:w="80" w:type="dxa"/>
+              <w:left w:w="100" w:type="dxa"/>
+              <w:right w:w="100" w:type="dxa"/>
+            </w:tcMar>
+            <w:shd w:val="clear" w:color="auto" w:fill="F8FAFC"/>
+          </w:tcPr>
+          <w:p>
+            <w:pPr>
+              <w:jc w:val="right"/>
+              <w:bidi w:val="1"/>
+            </w:pPr>
+            <w:r>
+              <w:rPr>
+                <w:rFonts w:ascii="Bahij Nazanin" w:hAnsi="Bahij Nazanin"/>
+                <w:color w:val="1E293B"/>
+                <w:sz w:val="19"/>
+              </w:rPr>
+              <w:t>پوهاند عبدالحی حبیبي</w:t>
+            </w:r>
+          </w:p>
+        </w:tc>
+        <w:tc>
+          <w:tcPr>
+            <w:tcW w:type="dxa" w:w="1987"/>
+            <w:tcMar>
+              <w:top w:w="80" w:type="dxa"/>
+              <w:bottom w:w="80" w:type="dxa"/>
+              <w:left w:w="100" w:type="dxa"/>
+              <w:right w:w="100" w:type="dxa"/>
+            </w:tcMar>
+            <w:shd w:val="clear" w:color="auto" w:fill="F8FAFC"/>
+          </w:tcPr>
+          <w:p>
+            <w:pPr>
+              <w:jc w:val="right"/>
+              <w:bidi w:val="1"/>
+            </w:pPr>
+            <w:r>
+              <w:rPr>
+                <w:rFonts w:ascii="Bahij Nazanin" w:hAnsi="Bahij Nazanin"/>
+                <w:color w:val="1E293B"/>
+                <w:sz w:val="19"/>
+              </w:rPr>
+              <w:t>*د پښتو ادبیاتو تاریخ (۱۹۶۸)*</w:t>
+            </w:r>
+          </w:p>
+        </w:tc>
+        <w:tc>
+          <w:tcPr>
+            <w:tcW w:type="dxa" w:w="1987"/>
+            <w:tcMar>
+              <w:top w:w="80" w:type="dxa"/>
+              <w:bottom w:w="80" w:type="dxa"/>
+              <w:left w:w="100" w:type="dxa"/>
+              <w:right w:w="100" w:type="dxa"/>
+            </w:tcMar>
+            <w:shd w:val="clear" w:color="auto" w:fill="F8FAFC"/>
+          </w:tcPr>
+          <w:p>
+            <w:pPr>
+              <w:jc w:val="right"/>
+              <w:bidi w:val="1"/>
+            </w:pPr>
+            <w:r>
+              <w:rPr>
+                <w:rFonts w:ascii="Bahij Nazanin" w:hAnsi="Bahij Nazanin"/>
+                <w:color w:val="1E293B"/>
+                <w:sz w:val="19"/>
+              </w:rPr>
+              <w:t>«حمید بابا د پښتو ژبې تر ټولو موشګاف او نازکخیال شاعر دی، چې د ده کلام د هندي سبک د بلاغت او باریکۍ ستر شاهکار ګڼل کېږي۔»</w:t>
+            </w:r>
+          </w:p>
+        </w:tc>
+        <w:tc>
+          <w:tcPr>
+            <w:tcW w:type="dxa" w:w="1987"/>
+            <w:tcMar>
+              <w:top w:w="80" w:type="dxa"/>
+              <w:bottom w:w="80" w:type="dxa"/>
+              <w:left w:w="100" w:type="dxa"/>
+              <w:right w:w="100" w:type="dxa"/>
+            </w:tcMar>
+            <w:shd w:val="clear" w:color="auto" w:fill="F8FAFC"/>
+          </w:tcPr>
+          <w:p>
+            <w:pPr>
+              <w:jc w:val="right"/>
+              <w:bidi w:val="1"/>
+            </w:pPr>
+            <w:r>
+              <w:rPr>
+                <w:rFonts w:ascii="Bahij Nazanin" w:hAnsi="Bahij Nazanin"/>
+                <w:color w:val="1E293B"/>
+                <w:sz w:val="19"/>
+              </w:rPr>
+              <w:t>د هندي سبک او موشګافۍ په پېژندګلوۍ کې۔</w:t>
+            </w:r>
+          </w:p>
+        </w:tc>
+      </w:tr>
+      <w:tr>
+        <w:tc>
+          <w:tcPr>
+            <w:tcW w:type="dxa" w:w="1987"/>
+            <w:tcMar>
+              <w:top w:w="80" w:type="dxa"/>
+              <w:bottom w:w="80" w:type="dxa"/>
+              <w:left w:w="100" w:type="dxa"/>
+              <w:right w:w="100" w:type="dxa"/>
+            </w:tcMar>
+            <w:shd w:val="clear" w:color="auto" w:fill="FFFFFF"/>
+          </w:tcPr>
+          <w:p>
+            <w:pPr>
+              <w:jc w:val="left"/>
+            </w:pPr>
+            <w:r>
+              <w:rPr>
+                <w:rFonts w:ascii="Calibri" w:hAnsi="Calibri"/>
+                <w:color w:val="1E293B"/>
+                <w:sz w:val="19"/>
+              </w:rPr>
+              <w:t>2</w:t>
+            </w:r>
+          </w:p>
+        </w:tc>
+        <w:tc>
+          <w:tcPr>
+            <w:tcW w:type="dxa" w:w="1987"/>
+            <w:tcMar>
+              <w:top w:w="80" w:type="dxa"/>
+              <w:bottom w:w="80" w:type="dxa"/>
+              <w:left w:w="100" w:type="dxa"/>
+              <w:right w:w="100" w:type="dxa"/>
+            </w:tcMar>
+            <w:shd w:val="clear" w:color="auto" w:fill="FFFFFF"/>
+          </w:tcPr>
+          <w:p>
+            <w:pPr>
+              <w:jc w:val="right"/>
+              <w:bidi w:val="1"/>
+            </w:pPr>
+            <w:r>
+              <w:rPr>
+                <w:rFonts w:ascii="Bahij Nazanin" w:hAnsi="Bahij Nazanin"/>
+                <w:color w:val="1E293B"/>
+                <w:sz w:val="19"/>
+              </w:rPr>
+              <w:t>قلندر مومند</w:t>
+            </w:r>
+          </w:p>
+        </w:tc>
+        <w:tc>
+          <w:tcPr>
+            <w:tcW w:type="dxa" w:w="1987"/>
+            <w:tcMar>
+              <w:top w:w="80" w:type="dxa"/>
+              <w:bottom w:w="80" w:type="dxa"/>
+              <w:left w:w="100" w:type="dxa"/>
+              <w:right w:w="100" w:type="dxa"/>
+            </w:tcMar>
+            <w:shd w:val="clear" w:color="auto" w:fill="FFFFFF"/>
+          </w:tcPr>
+          <w:p>
+            <w:pPr>
+              <w:jc w:val="right"/>
+              <w:bidi w:val="1"/>
+            </w:pPr>
+            <w:r>
+              <w:rPr>
+                <w:rFonts w:ascii="Bahij Nazanin" w:hAnsi="Bahij Nazanin"/>
+                <w:color w:val="1E293B"/>
+                <w:sz w:val="19"/>
+              </w:rPr>
+              <w:t>*دُر و مرجان سریزه (۱۹۵۸)*</w:t>
+            </w:r>
+          </w:p>
+        </w:tc>
+        <w:tc>
+          <w:tcPr>
+            <w:tcW w:type="dxa" w:w="1987"/>
+            <w:tcMar>
+              <w:top w:w="80" w:type="dxa"/>
+              <w:bottom w:w="80" w:type="dxa"/>
+              <w:left w:w="100" w:type="dxa"/>
+              <w:right w:w="100" w:type="dxa"/>
+            </w:tcMar>
+            <w:shd w:val="clear" w:color="auto" w:fill="FFFFFF"/>
+          </w:tcPr>
+          <w:p>
+            <w:pPr>
+              <w:jc w:val="right"/>
+              <w:bidi w:val="1"/>
+            </w:pPr>
+            <w:r>
+              <w:rPr>
+                <w:rFonts w:ascii="Bahij Nazanin" w:hAnsi="Bahij Nazanin"/>
+                <w:color w:val="1E293B"/>
+                <w:sz w:val="19"/>
+              </w:rPr>
+              <w:t>«حمید که په پښتو شاعرۍ کښې د نوي خیال او نوي فکر بنسټ کېښود، نو دا یې ثابته کړه چې پښتو توري د دقیقو فلسفي معانیو د بیان پوره ظرفیت لري۔»</w:t>
+            </w:r>
+          </w:p>
+        </w:tc>
+        <w:tc>
+          <w:tcPr>
+            <w:tcW w:type="dxa" w:w="1987"/>
+            <w:tcMar>
+              <w:top w:w="80" w:type="dxa"/>
+              <w:bottom w:w="80" w:type="dxa"/>
+              <w:left w:w="100" w:type="dxa"/>
+              <w:right w:w="100" w:type="dxa"/>
+            </w:tcMar>
+            <w:shd w:val="clear" w:color="auto" w:fill="FFFFFF"/>
+          </w:tcPr>
+          <w:p>
+            <w:pPr>
+              <w:jc w:val="right"/>
+              <w:bidi w:val="1"/>
+            </w:pPr>
+            <w:r>
+              <w:rPr>
+                <w:rFonts w:ascii="Bahij Nazanin" w:hAnsi="Bahij Nazanin"/>
+                <w:color w:val="1E293B"/>
+                <w:sz w:val="19"/>
+              </w:rPr>
+              <w:t>د ژبې د وسعت او نوي تخییل په ثبوت کې۔</w:t>
+            </w:r>
+          </w:p>
+        </w:tc>
+      </w:tr>
+      <w:tr>
+        <w:tc>
+          <w:tcPr>
+            <w:tcW w:type="dxa" w:w="1987"/>
+            <w:tcMar>
+              <w:top w:w="80" w:type="dxa"/>
+              <w:bottom w:w="80" w:type="dxa"/>
+              <w:left w:w="100" w:type="dxa"/>
+              <w:right w:w="100" w:type="dxa"/>
+            </w:tcMar>
+            <w:shd w:val="clear" w:color="auto" w:fill="F8FAFC"/>
+          </w:tcPr>
+          <w:p>
+            <w:pPr>
+              <w:jc w:val="left"/>
+            </w:pPr>
+            <w:r>
+              <w:rPr>
+                <w:rFonts w:ascii="Calibri" w:hAnsi="Calibri"/>
+                <w:color w:val="1E293B"/>
+                <w:sz w:val="19"/>
+              </w:rPr>
+              <w:t>3</w:t>
+            </w:r>
+          </w:p>
+        </w:tc>
+        <w:tc>
+          <w:tcPr>
+            <w:tcW w:type="dxa" w:w="1987"/>
+            <w:tcMar>
+              <w:top w:w="80" w:type="dxa"/>
+              <w:bottom w:w="80" w:type="dxa"/>
+              <w:left w:w="100" w:type="dxa"/>
+              <w:right w:w="100" w:type="dxa"/>
+            </w:tcMar>
+            <w:shd w:val="clear" w:color="auto" w:fill="F8FAFC"/>
+          </w:tcPr>
+          <w:p>
+            <w:pPr>
+              <w:jc w:val="right"/>
+              <w:bidi w:val="1"/>
+            </w:pPr>
+            <w:r>
+              <w:rPr>
+                <w:rFonts w:ascii="Bahij Nazanin" w:hAnsi="Bahij Nazanin"/>
+                <w:color w:val="1E293B"/>
+                <w:sz w:val="19"/>
+              </w:rPr>
+              <w:t>امیر حمزه خان شینواری</w:t>
+            </w:r>
+          </w:p>
+        </w:tc>
+        <w:tc>
+          <w:tcPr>
+            <w:tcW w:type="dxa" w:w="1987"/>
+            <w:tcMar>
+              <w:top w:w="80" w:type="dxa"/>
+              <w:bottom w:w="80" w:type="dxa"/>
+              <w:left w:w="100" w:type="dxa"/>
+              <w:right w:w="100" w:type="dxa"/>
+            </w:tcMar>
+            <w:shd w:val="clear" w:color="auto" w:fill="F8FAFC"/>
+          </w:tcPr>
+          <w:p>
+            <w:pPr>
+              <w:jc w:val="right"/>
+              <w:bidi w:val="1"/>
+            </w:pPr>
+            <w:r>
+              <w:rPr>
+                <w:rFonts w:ascii="Bahij Nazanin" w:hAnsi="Bahij Nazanin"/>
+                <w:color w:val="1E293B"/>
+                <w:sz w:val="19"/>
+              </w:rPr>
+              <w:t>*د حمید بابا د کلام څېړنه (۱۹۷۴)*</w:t>
+            </w:r>
+          </w:p>
+        </w:tc>
+        <w:tc>
+          <w:tcPr>
+            <w:tcW w:type="dxa" w:w="1987"/>
+            <w:tcMar>
+              <w:top w:w="80" w:type="dxa"/>
+              <w:bottom w:w="80" w:type="dxa"/>
+              <w:left w:w="100" w:type="dxa"/>
+              <w:right w:w="100" w:type="dxa"/>
+            </w:tcMar>
+            <w:shd w:val="clear" w:color="auto" w:fill="F8FAFC"/>
+          </w:tcPr>
+          <w:p>
+            <w:pPr>
+              <w:jc w:val="right"/>
+              <w:bidi w:val="1"/>
+            </w:pPr>
+            <w:r>
+              <w:rPr>
+                <w:rFonts w:ascii="Bahij Nazanin" w:hAnsi="Bahij Nazanin"/>
+                <w:color w:val="1E293B"/>
+                <w:sz w:val="19"/>
+              </w:rPr>
+              <w:t>«د حمید بابا شاعري د فکر او احساس هغه ګډوله ده چې صنعت پکې د مانا خادمه ده، نه دا چې مانا د صنعت شاته پټه شي۔»</w:t>
+            </w:r>
+          </w:p>
+        </w:tc>
+        <w:tc>
+          <w:tcPr>
+            <w:tcW w:type="dxa" w:w="1987"/>
+            <w:tcMar>
+              <w:top w:w="80" w:type="dxa"/>
+              <w:bottom w:w="80" w:type="dxa"/>
+              <w:left w:w="100" w:type="dxa"/>
+              <w:right w:w="100" w:type="dxa"/>
+            </w:tcMar>
+            <w:shd w:val="clear" w:color="auto" w:fill="F8FAFC"/>
+          </w:tcPr>
+          <w:p>
+            <w:pPr>
+              <w:jc w:val="right"/>
+              <w:bidi w:val="1"/>
+            </w:pPr>
+            <w:r>
+              <w:rPr>
+                <w:rFonts w:ascii="Bahij Nazanin" w:hAnsi="Bahij Nazanin"/>
+                <w:color w:val="1E293B"/>
+                <w:sz w:val="19"/>
+              </w:rPr>
+              <w:t>د ادبي صنائعو د فطري کارونې په برخه کې۔</w:t>
+            </w:r>
+          </w:p>
+        </w:tc>
+      </w:tr>
+      <w:tr>
+        <w:tc>
+          <w:tcPr>
+            <w:tcW w:type="dxa" w:w="1987"/>
+            <w:tcMar>
+              <w:top w:w="80" w:type="dxa"/>
+              <w:bottom w:w="80" w:type="dxa"/>
+              <w:left w:w="100" w:type="dxa"/>
+              <w:right w:w="100" w:type="dxa"/>
+            </w:tcMar>
+            <w:shd w:val="clear" w:color="auto" w:fill="FFFFFF"/>
+          </w:tcPr>
+          <w:p>
+            <w:pPr>
+              <w:jc w:val="left"/>
+            </w:pPr>
+            <w:r>
+              <w:rPr>
+                <w:rFonts w:ascii="Calibri" w:hAnsi="Calibri"/>
+                <w:color w:val="1E293B"/>
+                <w:sz w:val="19"/>
+              </w:rPr>
+              <w:t>4</w:t>
+            </w:r>
+          </w:p>
+        </w:tc>
+        <w:tc>
+          <w:tcPr>
+            <w:tcW w:type="dxa" w:w="1987"/>
+            <w:tcMar>
+              <w:top w:w="80" w:type="dxa"/>
+              <w:bottom w:w="80" w:type="dxa"/>
+              <w:left w:w="100" w:type="dxa"/>
+              <w:right w:w="100" w:type="dxa"/>
+            </w:tcMar>
+            <w:shd w:val="clear" w:color="auto" w:fill="FFFFFF"/>
+          </w:tcPr>
+          <w:p>
+            <w:pPr>
+              <w:jc w:val="right"/>
+              <w:bidi w:val="1"/>
+            </w:pPr>
+            <w:r>
+              <w:rPr>
+                <w:rFonts w:ascii="Bahij Nazanin" w:hAnsi="Bahij Nazanin"/>
+                <w:color w:val="1E293B"/>
+                <w:sz w:val="19"/>
+              </w:rPr>
+              <w:t>ډاکټر راج ولي شاه خټک</w:t>
+            </w:r>
+          </w:p>
+        </w:tc>
+        <w:tc>
+          <w:tcPr>
+            <w:tcW w:type="dxa" w:w="1987"/>
+            <w:tcMar>
+              <w:top w:w="80" w:type="dxa"/>
+              <w:bottom w:w="80" w:type="dxa"/>
+              <w:left w:w="100" w:type="dxa"/>
+              <w:right w:w="100" w:type="dxa"/>
+            </w:tcMar>
+            <w:shd w:val="clear" w:color="auto" w:fill="FFFFFF"/>
+          </w:tcPr>
+          <w:p>
+            <w:pPr>
+              <w:jc w:val="right"/>
+              <w:bidi w:val="1"/>
+            </w:pPr>
+            <w:r>
+              <w:rPr>
+                <w:rFonts w:ascii="Bahij Nazanin" w:hAnsi="Bahij Nazanin"/>
+                <w:color w:val="1E293B"/>
+                <w:sz w:val="19"/>
+              </w:rPr>
+              <w:t>*د پښتو د ادبي مکتبونو تاریخ (۲۰۰۵)*</w:t>
+            </w:r>
+          </w:p>
+        </w:tc>
+        <w:tc>
+          <w:tcPr>
+            <w:tcW w:type="dxa" w:w="1987"/>
+            <w:tcMar>
+              <w:top w:w="80" w:type="dxa"/>
+              <w:bottom w:w="80" w:type="dxa"/>
+              <w:left w:w="100" w:type="dxa"/>
+              <w:right w:w="100" w:type="dxa"/>
+            </w:tcMar>
+            <w:shd w:val="clear" w:color="auto" w:fill="FFFFFF"/>
+          </w:tcPr>
+          <w:p>
+            <w:pPr>
+              <w:jc w:val="right"/>
+              <w:bidi w:val="1"/>
+            </w:pPr>
+            <w:r>
+              <w:rPr>
+                <w:rFonts w:ascii="Bahij Nazanin" w:hAnsi="Bahij Nazanin"/>
+                <w:color w:val="1E293B"/>
+                <w:sz w:val="19"/>
+              </w:rPr>
+              <w:t>«حمید مومند د پښتو په کلاسیک پېر کښې د استعارو او تمثیلونو داسې بې ساري مجسمه ساز دی چې کلماتو ته یې د حرکت او تجرید روح وربښلی دی۔»</w:t>
+            </w:r>
+          </w:p>
+        </w:tc>
+        <w:tc>
+          <w:tcPr>
+            <w:tcW w:type="dxa" w:w="1987"/>
+            <w:tcMar>
+              <w:top w:w="80" w:type="dxa"/>
+              <w:bottom w:w="80" w:type="dxa"/>
+              <w:left w:w="100" w:type="dxa"/>
+              <w:right w:w="100" w:type="dxa"/>
+            </w:tcMar>
+            <w:shd w:val="clear" w:color="auto" w:fill="FFFFFF"/>
+          </w:tcPr>
+          <w:p>
+            <w:pPr>
+              <w:jc w:val="right"/>
+              <w:bidi w:val="1"/>
+            </w:pPr>
+            <w:r>
+              <w:rPr>
+                <w:rFonts w:ascii="Bahij Nazanin" w:hAnsi="Bahij Nazanin"/>
+                <w:color w:val="1E293B"/>
+                <w:sz w:val="19"/>
+              </w:rPr>
+              <w:t>د استعارو او تشبیهاتو په فني تحلیل کې۔</w:t>
+            </w:r>
+          </w:p>
+        </w:tc>
+      </w:tr>
+      <w:tr>
+        <w:tc>
+          <w:tcPr>
+            <w:tcW w:type="dxa" w:w="1987"/>
+            <w:tcMar>
+              <w:top w:w="80" w:type="dxa"/>
+              <w:bottom w:w="80" w:type="dxa"/>
+              <w:left w:w="100" w:type="dxa"/>
+              <w:right w:w="100" w:type="dxa"/>
+            </w:tcMar>
+            <w:shd w:val="clear" w:color="auto" w:fill="F8FAFC"/>
+          </w:tcPr>
+          <w:p>
+            <w:pPr>
+              <w:jc w:val="left"/>
+            </w:pPr>
+            <w:r>
+              <w:rPr>
+                <w:rFonts w:ascii="Calibri" w:hAnsi="Calibri"/>
+                <w:color w:val="1E293B"/>
+                <w:sz w:val="19"/>
+              </w:rPr>
+              <w:t>5</w:t>
+            </w:r>
+          </w:p>
+        </w:tc>
+        <w:tc>
+          <w:tcPr>
+            <w:tcW w:type="dxa" w:w="1987"/>
+            <w:tcMar>
+              <w:top w:w="80" w:type="dxa"/>
+              <w:bottom w:w="80" w:type="dxa"/>
+              <w:left w:w="100" w:type="dxa"/>
+              <w:right w:w="100" w:type="dxa"/>
+            </w:tcMar>
+            <w:shd w:val="clear" w:color="auto" w:fill="F8FAFC"/>
+          </w:tcPr>
+          <w:p>
+            <w:pPr>
+              <w:jc w:val="right"/>
+              <w:bidi w:val="1"/>
+            </w:pPr>
+            <w:r>
+              <w:rPr>
+                <w:rFonts w:ascii="Bahij Nazanin" w:hAnsi="Bahij Nazanin"/>
+                <w:color w:val="1E293B"/>
+                <w:sz w:val="19"/>
+              </w:rPr>
+              <w:t>پوهاند مجاور احمد زیار</w:t>
+            </w:r>
+          </w:p>
+        </w:tc>
+        <w:tc>
+          <w:tcPr>
+            <w:tcW w:type="dxa" w:w="1987"/>
+            <w:tcMar>
+              <w:top w:w="80" w:type="dxa"/>
+              <w:bottom w:w="80" w:type="dxa"/>
+              <w:left w:w="100" w:type="dxa"/>
+              <w:right w:w="100" w:type="dxa"/>
+            </w:tcMar>
+            <w:shd w:val="clear" w:color="auto" w:fill="F8FAFC"/>
+          </w:tcPr>
+          <w:p>
+            <w:pPr>
+              <w:jc w:val="right"/>
+              <w:bidi w:val="1"/>
+            </w:pPr>
+            <w:r>
+              <w:rPr>
+                <w:rFonts w:ascii="Bahij Nazanin" w:hAnsi="Bahij Nazanin"/>
+                <w:color w:val="1E293B"/>
+                <w:sz w:val="19"/>
+              </w:rPr>
+              <w:t>*پښتو سبک پېژندنه (۱۹۹۴)*</w:t>
+            </w:r>
+          </w:p>
+        </w:tc>
+        <w:tc>
+          <w:tcPr>
+            <w:tcW w:type="dxa" w:w="1987"/>
+            <w:tcMar>
+              <w:top w:w="80" w:type="dxa"/>
+              <w:bottom w:w="80" w:type="dxa"/>
+              <w:left w:w="100" w:type="dxa"/>
+              <w:right w:w="100" w:type="dxa"/>
+            </w:tcMar>
+            <w:shd w:val="clear" w:color="auto" w:fill="F8FAFC"/>
+          </w:tcPr>
+          <w:p>
+            <w:pPr>
+              <w:jc w:val="right"/>
+              <w:bidi w:val="1"/>
+            </w:pPr>
+            <w:r>
+              <w:rPr>
+                <w:rFonts w:ascii="Bahij Nazanin" w:hAnsi="Bahij Nazanin"/>
+                <w:color w:val="1E293B"/>
+                <w:sz w:val="19"/>
+              </w:rPr>
+              <w:t>«هندي سبک په پښتو کښې بې له حمید نه نیمګړی دی؛ د ده په شعر کښې تشبیه تمثیل او ارسال المثل د فلسفي عقلانیت لوړ پړاو ښیي۔»</w:t>
+            </w:r>
+          </w:p>
+        </w:tc>
+        <w:tc>
+          <w:tcPr>
+            <w:tcW w:type="dxa" w:w="1987"/>
+            <w:tcMar>
+              <w:top w:w="80" w:type="dxa"/>
+              <w:bottom w:w="80" w:type="dxa"/>
+              <w:left w:w="100" w:type="dxa"/>
+              <w:right w:w="100" w:type="dxa"/>
+            </w:tcMar>
+            <w:shd w:val="clear" w:color="auto" w:fill="F8FAFC"/>
+          </w:tcPr>
+          <w:p>
+            <w:pPr>
+              <w:jc w:val="right"/>
+              <w:bidi w:val="1"/>
+            </w:pPr>
+            <w:r>
+              <w:rPr>
+                <w:rFonts w:ascii="Bahij Nazanin" w:hAnsi="Bahij Nazanin"/>
+                <w:color w:val="1E293B"/>
+                <w:sz w:val="19"/>
+              </w:rPr>
+              <w:t>د سبکي ځانګړنو او تشبیه تمثیل په نتیجه ګیرۍ کې۔</w:t>
+            </w:r>
+          </w:p>
+        </w:tc>
+      </w:tr>
+    </w:tbl>
+    <w:p>
+      <w:pPr>
+        <w:spacing w:after="80"/>
+      </w:pPr>
+    </w:p>
     <w:p>
       <w:pPr>
         <w:spacing w:before="200" w:after="80"/>
